--- a/SOQ_and_Forecast_steps.docx
+++ b/SOQ_and_Forecast_steps.docx
@@ -279,14 +279,7 @@
           <w:sz w:val="20"/>
           <w:lang w:val="en-US"/>
         </w:rPr>
-        <w:t xml:space="preserve"> </w:t>
-      </w:r>
-      <w:r>
-        <w:rPr>
-          <w:sz w:val="20"/>
-          <w:lang w:val="en-US"/>
-        </w:rPr>
-        <w:t>has A, B, and C classification rule as well as Safety Stock days allocation to each of the 3 categories</w:t>
+        <w:t xml:space="preserve"> has A, B, and C classification rule as well as Safety Stock days allocation to each of the 3 categories</w:t>
       </w:r>
     </w:p>
     <w:p>
@@ -393,29 +386,14 @@
           <w:sz w:val="20"/>
           <w:lang w:val="en-US"/>
         </w:rPr>
-        <w:t>Step 4</w:t>
-      </w:r>
-      <w:r>
-        <w:rPr>
-          <w:b/>
-          <w:sz w:val="20"/>
-          <w:lang w:val="en-US"/>
-        </w:rPr>
-        <w:t xml:space="preserve"> – </w:t>
-      </w:r>
-      <w:r>
-        <w:rPr>
-          <w:sz w:val="20"/>
-          <w:lang w:val="en-US"/>
-        </w:rPr>
-        <w:t xml:space="preserve">All these steps/modifications will be done in </w:t>
-      </w:r>
-      <w:r>
-        <w:rPr>
-          <w:sz w:val="20"/>
-          <w:lang w:val="en-US"/>
-        </w:rPr>
-        <w:t>soq_step5</w:t>
+        <w:t xml:space="preserve">Step 4 – </w:t>
+      </w:r>
+      <w:r>
+        <w:rPr>
+          <w:sz w:val="20"/>
+          <w:lang w:val="en-US"/>
+        </w:rPr>
+        <w:t>All these steps/modifications will be done in soq_step5</w:t>
       </w:r>
       <w:r>
         <w:rPr>
@@ -533,22 +511,62 @@
           <w:sz w:val="20"/>
           <w:lang w:val="en-US"/>
         </w:rPr>
-        <w:t>Step 5</w:t>
-      </w:r>
+        <w:t xml:space="preserve">Step 5 – </w:t>
+      </w:r>
+      <w:r>
+        <w:rPr>
+          <w:sz w:val="20"/>
+          <w:lang w:val="en-US"/>
+        </w:rPr>
+        <w:t>All these steps/modifications will be done in soq_step6</w:t>
+      </w:r>
+      <w:r>
+        <w:rPr>
+          <w:sz w:val="20"/>
+          <w:lang w:val="en-US"/>
+        </w:rPr>
+        <w:t>_code</w:t>
+      </w:r>
+      <w:r>
+        <w:rPr>
+          <w:sz w:val="20"/>
+          <w:lang w:val="en-US"/>
+        </w:rPr>
+        <w:t xml:space="preserve">.py file.  </w:t>
+      </w:r>
+    </w:p>
+    <w:p>
+      <w:pPr>
+        <w:rPr>
+          <w:sz w:val="20"/>
+          <w:lang w:val="en-US"/>
+        </w:rPr>
+      </w:pPr>
       <w:r>
         <w:rPr>
           <w:b/>
           <w:sz w:val="20"/>
           <w:lang w:val="en-US"/>
         </w:rPr>
-        <w:t xml:space="preserve"> – </w:t>
-      </w:r>
-      <w:r>
-        <w:rPr>
-          <w:sz w:val="20"/>
-          <w:lang w:val="en-US"/>
-        </w:rPr>
-        <w:t xml:space="preserve">All these steps/modifications will be done in </w:t>
+        <w:t xml:space="preserve">Question for </w:t>
+      </w:r>
+      <w:proofErr w:type="spellStart"/>
+      <w:r>
+        <w:rPr>
+          <w:b/>
+          <w:sz w:val="20"/>
+          <w:lang w:val="en-US"/>
+        </w:rPr>
+        <w:t>Dhanunjai</w:t>
+      </w:r>
+      <w:proofErr w:type="spellEnd"/>
+      <w:r>
+        <w:rPr>
+          <w:b/>
+          <w:sz w:val="20"/>
+          <w:lang w:val="en-US"/>
+        </w:rPr>
+        <w:t xml:space="preserve"> - </w:t>
       </w:r>
       <w:r>
         <w:rPr>
@@ -569,69 +587,7 @@
           <w:sz w:val="20"/>
           <w:lang w:val="en-US"/>
         </w:rPr>
-        <w:t xml:space="preserve">.py file.  </w:t>
-      </w:r>
-    </w:p>
-    <w:p>
-      <w:pPr>
-        <w:rPr>
-          <w:sz w:val="20"/>
-          <w:lang w:val="en-US"/>
-        </w:rPr>
-      </w:pPr>
-      <w:r>
-        <w:rPr>
-          <w:b/>
-          <w:sz w:val="20"/>
-          <w:lang w:val="en-US"/>
-        </w:rPr>
-        <w:t xml:space="preserve">Question for </w:t>
-      </w:r>
-      <w:proofErr w:type="spellStart"/>
-      <w:r>
-        <w:rPr>
-          <w:b/>
-          <w:sz w:val="20"/>
-          <w:lang w:val="en-US"/>
-        </w:rPr>
-        <w:t>Dhanunjai</w:t>
-      </w:r>
-      <w:proofErr w:type="spellEnd"/>
-      <w:r>
-        <w:rPr>
-          <w:b/>
-          <w:sz w:val="20"/>
-          <w:lang w:val="en-US"/>
-        </w:rPr>
-        <w:t xml:space="preserve"> - </w:t>
-      </w:r>
-      <w:r>
-        <w:rPr>
-          <w:sz w:val="20"/>
-          <w:lang w:val="en-US"/>
-        </w:rPr>
-        <w:t>soq_step6</w:t>
-      </w:r>
-      <w:r>
-        <w:rPr>
-          <w:sz w:val="20"/>
-          <w:lang w:val="en-US"/>
-        </w:rPr>
-        <w:t>_code</w:t>
-      </w:r>
-      <w:r>
-        <w:rPr>
-          <w:sz w:val="20"/>
-          <w:lang w:val="en-US"/>
-        </w:rPr>
-        <w:t>.</w:t>
-      </w:r>
-      <w:r>
-        <w:rPr>
-          <w:sz w:val="20"/>
-          <w:lang w:val="en-US"/>
-        </w:rPr>
-        <w:t xml:space="preserve">py also has A, B, and C assignment, </w:t>
+        <w:t xml:space="preserve">.py also has A, B, and C assignment, </w:t>
       </w:r>
       <w:r>
         <w:rPr>
@@ -658,8 +614,9 @@
       </w:pPr>
       <w:r>
         <w:rPr>
-          <w:sz w:val="20"/>
-          <w:lang w:val="en-US"/>
+          <w:noProof/>
+          <w:sz w:val="20"/>
+          <w:lang w:eastAsia="en-IN"/>
         </w:rPr>
         <w:drawing>
           <wp:inline distT="0" distB="0" distL="0" distR="0" wp14:anchorId="1069F472" wp14:editId="58A1F31D">
@@ -1938,19 +1895,7 @@
         <w:rPr>
           <w:lang w:val="en-US"/>
         </w:rPr>
-        <w:t>Make STOCK_DATE_TYPE as ‘</w:t>
-      </w:r>
-      <w:r>
-        <w:rPr>
-          <w:lang w:val="en-US"/>
-        </w:rPr>
-        <w:t>first</w:t>
-      </w:r>
-      <w:r>
-        <w:rPr>
-          <w:lang w:val="en-US"/>
-        </w:rPr>
-        <w:t>’</w:t>
+        <w:t>Make STOCK_DATE_TYPE as ‘first’</w:t>
       </w:r>
     </w:p>
     <w:p>
@@ -1968,43 +1913,7 @@
         <w:rPr>
           <w:lang w:val="en-US"/>
         </w:rPr>
-        <w:t>Make MONTHS as the first d</w:t>
-      </w:r>
-      <w:r>
-        <w:rPr>
-          <w:lang w:val="en-US"/>
-        </w:rPr>
-        <w:t>ate of the month for which SOQ</w:t>
-      </w:r>
-      <w:r>
-        <w:rPr>
-          <w:lang w:val="en-US"/>
-        </w:rPr>
-        <w:t xml:space="preserve"> is being gen</w:t>
-      </w:r>
-      <w:r>
-        <w:rPr>
-          <w:lang w:val="en-US"/>
-        </w:rPr>
-        <w:t>erated. For example, when SOQ for August</w:t>
-      </w:r>
-      <w:r>
-        <w:rPr>
-          <w:lang w:val="en-US"/>
-        </w:rPr>
-        <w:t xml:space="preserve"> was being generated, I kept MONTHS as </w:t>
-      </w:r>
-      <w:r>
-        <w:rPr>
-          <w:lang w:val="en-US"/>
-        </w:rPr>
-        <w:t>‘2026-08</w:t>
-      </w:r>
-      <w:r>
-        <w:rPr>
-          <w:lang w:val="en-US"/>
-        </w:rPr>
-        <w:t>-01’</w:t>
+        <w:t>Make MONTHS as the first date of the month for which SOQ is being generated. For example, when SOQ for August was being generated, I kept MONTHS as ‘2026-08-01’</w:t>
       </w:r>
     </w:p>
     <w:p>
@@ -2125,19 +2034,7 @@
         <w:rPr>
           <w:lang w:val="en-US"/>
         </w:rPr>
-        <w:t>Make STOCK_DATE_TYPE as ‘</w:t>
-      </w:r>
-      <w:r>
-        <w:rPr>
-          <w:lang w:val="en-US"/>
-        </w:rPr>
-        <w:t>first</w:t>
-      </w:r>
-      <w:r>
-        <w:rPr>
-          <w:lang w:val="en-US"/>
-        </w:rPr>
-        <w:t>’</w:t>
+        <w:t>Make STOCK_DATE_TYPE as ‘first’</w:t>
       </w:r>
     </w:p>
     <w:p>
@@ -2155,13 +2052,7 @@
         <w:rPr>
           <w:lang w:val="en-US"/>
         </w:rPr>
-        <w:t>Make MONTHS as the first date of the month for which SOQ is being generated. For example, when SOQ for August was being generated, I kept MONTHS as ‘2026-08-01</w:t>
-      </w:r>
-      <w:r>
-        <w:rPr>
-          <w:lang w:val="en-US"/>
-        </w:rPr>
-        <w:t>’</w:t>
+        <w:t>Make MONTHS as the first date of the month for which SOQ is being generated. For example, when SOQ for August was being generated, I kept MONTHS as ‘2026-08-01’</w:t>
       </w:r>
     </w:p>
     <w:p>
@@ -2358,38 +2249,266 @@
         </w:rPr>
         <w:t xml:space="preserve">. One can set different service levels like 80,85,90, and 95 to get the results. </w:t>
       </w:r>
+    </w:p>
+    <w:p>
+      <w:pPr>
+        <w:rPr>
+          <w:lang w:val="en-US"/>
+        </w:rPr>
+      </w:pPr>
+    </w:p>
+    <w:p>
+      <w:pPr>
+        <w:rPr>
+          <w:lang w:val="en-US"/>
+        </w:rPr>
+      </w:pPr>
+    </w:p>
+    <w:p>
+      <w:pPr>
+        <w:rPr>
+          <w:sz w:val="20"/>
+          <w:lang w:val="en-US"/>
+        </w:rPr>
+      </w:pPr>
+    </w:p>
+    <w:tbl>
+      <w:tblPr>
+        <w:tblW w:w="9006" w:type="dxa"/>
+        <w:tblLook w:val="04A0" w:firstRow="1" w:lastRow="0" w:firstColumn="1" w:lastColumn="0" w:noHBand="0" w:noVBand="1"/>
+      </w:tblPr>
+      <w:tblGrid>
+        <w:gridCol w:w="6955"/>
+        <w:gridCol w:w="2051"/>
+      </w:tblGrid>
+      <w:tr>
+        <w:trPr>
+          <w:trHeight w:val="300"/>
+        </w:trPr>
+        <w:tc>
+          <w:tcPr>
+            <w:tcW w:w="6689" w:type="dxa"/>
+            <w:tcBorders>
+              <w:top w:val="single" w:sz="8" w:space="0" w:color="auto"/>
+              <w:left w:val="single" w:sz="8" w:space="0" w:color="auto"/>
+              <w:bottom w:val="single" w:sz="8" w:space="0" w:color="auto"/>
+              <w:right w:val="single" w:sz="8" w:space="0" w:color="auto"/>
+            </w:tcBorders>
+            <w:shd w:val="clear" w:color="000000" w:fill="00B0F0"/>
+            <w:noWrap/>
+            <w:vAlign w:val="bottom"/>
+            <w:hideMark/>
+          </w:tcPr>
+          <w:p>
+            <w:pPr>
+              <w:spacing w:after="0" w:line="240" w:lineRule="auto"/>
+              <w:rPr>
+                <w:rFonts w:ascii="Calibri" w:eastAsia="Times New Roman" w:hAnsi="Calibri" w:cs="Calibri"/>
+                <w:b/>
+                <w:bCs/>
+                <w:color w:val="FFFFFF"/>
+                <w:lang w:eastAsia="en-IN"/>
+              </w:rPr>
+            </w:pPr>
+            <w:r>
+              <w:rPr>
+                <w:rFonts w:ascii="Calibri" w:eastAsia="Times New Roman" w:hAnsi="Calibri" w:cs="Calibri"/>
+                <w:b/>
+                <w:bCs/>
+                <w:color w:val="FFFFFF"/>
+                <w:lang w:eastAsia="en-IN"/>
+              </w:rPr>
+              <w:t>Tables to remember</w:t>
+            </w:r>
+          </w:p>
+        </w:tc>
+        <w:tc>
+          <w:tcPr>
+            <w:tcW w:w="2317" w:type="dxa"/>
+            <w:tcBorders>
+              <w:top w:val="single" w:sz="8" w:space="0" w:color="auto"/>
+              <w:left w:val="nil"/>
+              <w:bottom w:val="single" w:sz="8" w:space="0" w:color="auto"/>
+              <w:right w:val="single" w:sz="8" w:space="0" w:color="auto"/>
+            </w:tcBorders>
+            <w:shd w:val="clear" w:color="000000" w:fill="00B0F0"/>
+            <w:noWrap/>
+            <w:vAlign w:val="bottom"/>
+            <w:hideMark/>
+          </w:tcPr>
+          <w:p>
+            <w:pPr>
+              <w:spacing w:after="0" w:line="240" w:lineRule="auto"/>
+              <w:rPr>
+                <w:rFonts w:ascii="Calibri" w:eastAsia="Times New Roman" w:hAnsi="Calibri" w:cs="Calibri"/>
+                <w:b/>
+                <w:bCs/>
+                <w:color w:val="FFFFFF"/>
+                <w:lang w:eastAsia="en-IN"/>
+              </w:rPr>
+            </w:pPr>
+            <w:r>
+              <w:rPr>
+                <w:rFonts w:ascii="Calibri" w:eastAsia="Times New Roman" w:hAnsi="Calibri" w:cs="Calibri"/>
+                <w:b/>
+                <w:bCs/>
+                <w:color w:val="FFFFFF"/>
+                <w:lang w:eastAsia="en-IN"/>
+              </w:rPr>
+              <w:t>Data it consists of</w:t>
+            </w:r>
+          </w:p>
+        </w:tc>
+      </w:tr>
+      <w:tr>
+        <w:trPr>
+          <w:trHeight w:val="880"/>
+        </w:trPr>
+        <w:tc>
+          <w:tcPr>
+            <w:tcW w:w="6689" w:type="dxa"/>
+            <w:tcBorders>
+              <w:top w:val="nil"/>
+              <w:left w:val="single" w:sz="8" w:space="0" w:color="auto"/>
+              <w:bottom w:val="single" w:sz="8" w:space="0" w:color="auto"/>
+              <w:right w:val="single" w:sz="8" w:space="0" w:color="auto"/>
+            </w:tcBorders>
+            <w:shd w:val="clear" w:color="auto" w:fill="auto"/>
+            <w:vAlign w:val="bottom"/>
+            <w:hideMark/>
+          </w:tcPr>
+          <w:p>
+            <w:pPr>
+              <w:spacing w:after="0" w:line="240" w:lineRule="auto"/>
+              <w:rPr>
+                <w:rFonts w:ascii="Calibri" w:eastAsia="Times New Roman" w:hAnsi="Calibri" w:cs="Calibri"/>
+                <w:color w:val="000000"/>
+                <w:lang w:eastAsia="en-IN"/>
+              </w:rPr>
+            </w:pPr>
+            <w:r>
+              <w:rPr>
+                <w:rFonts w:ascii="Calibri" w:eastAsia="Times New Roman" w:hAnsi="Calibri" w:cs="Calibri"/>
+                <w:color w:val="000000"/>
+                <w:lang w:eastAsia="en-IN"/>
+              </w:rPr>
+              <w:t>MOP_DATABASE.DISPATCH_AUTOMATION_OBL.PREDICTION_SKU_DATA</w:t>
+            </w:r>
+          </w:p>
+        </w:tc>
+        <w:tc>
+          <w:tcPr>
+            <w:tcW w:w="2317" w:type="dxa"/>
+            <w:tcBorders>
+              <w:top w:val="nil"/>
+              <w:left w:val="nil"/>
+              <w:bottom w:val="single" w:sz="8" w:space="0" w:color="auto"/>
+              <w:right w:val="single" w:sz="8" w:space="0" w:color="auto"/>
+            </w:tcBorders>
+            <w:shd w:val="clear" w:color="auto" w:fill="auto"/>
+            <w:noWrap/>
+            <w:vAlign w:val="center"/>
+            <w:hideMark/>
+          </w:tcPr>
+          <w:p>
+            <w:pPr>
+              <w:spacing w:after="0" w:line="240" w:lineRule="auto"/>
+              <w:rPr>
+                <w:rFonts w:ascii="Calibri" w:eastAsia="Times New Roman" w:hAnsi="Calibri" w:cs="Calibri"/>
+                <w:color w:val="000000"/>
+                <w:lang w:eastAsia="en-IN"/>
+              </w:rPr>
+            </w:pPr>
+            <w:r>
+              <w:rPr>
+                <w:rFonts w:ascii="Calibri" w:eastAsia="Times New Roman" w:hAnsi="Calibri" w:cs="Calibri"/>
+                <w:color w:val="000000"/>
+                <w:lang w:eastAsia="en-IN"/>
+              </w:rPr>
+              <w:t>Dealer-SKU level predictions</w:t>
+            </w:r>
+          </w:p>
+        </w:tc>
+      </w:tr>
+      <w:tr>
+        <w:trPr>
+          <w:trHeight w:val="880"/>
+        </w:trPr>
+        <w:tc>
+          <w:tcPr>
+            <w:tcW w:w="6689" w:type="dxa"/>
+            <w:tcBorders>
+              <w:top w:val="nil"/>
+              <w:left w:val="single" w:sz="8" w:space="0" w:color="auto"/>
+              <w:bottom w:val="single" w:sz="8" w:space="0" w:color="auto"/>
+              <w:right w:val="single" w:sz="8" w:space="0" w:color="auto"/>
+            </w:tcBorders>
+            <w:shd w:val="clear" w:color="auto" w:fill="auto"/>
+            <w:vAlign w:val="bottom"/>
+            <w:hideMark/>
+          </w:tcPr>
+          <w:p>
+            <w:pPr>
+              <w:spacing w:after="0" w:line="240" w:lineRule="auto"/>
+              <w:rPr>
+                <w:rFonts w:ascii="Calibri" w:eastAsia="Times New Roman" w:hAnsi="Calibri" w:cs="Calibri"/>
+                <w:color w:val="000000"/>
+                <w:lang w:eastAsia="en-IN"/>
+              </w:rPr>
+            </w:pPr>
+            <w:r>
+              <w:rPr>
+                <w:rFonts w:ascii="Calibri" w:eastAsia="Times New Roman" w:hAnsi="Calibri" w:cs="Calibri"/>
+                <w:color w:val="000000"/>
+                <w:lang w:eastAsia="en-IN"/>
+              </w:rPr>
+              <w:t>MOP_DATABASE.DISPATCH_AUTOMATION_OBL.Weekly_dispatch_summary_updated</w:t>
+            </w:r>
+          </w:p>
+        </w:tc>
+        <w:tc>
+          <w:tcPr>
+            <w:tcW w:w="2317" w:type="dxa"/>
+            <w:tcBorders>
+              <w:top w:val="nil"/>
+              <w:left w:val="nil"/>
+              <w:bottom w:val="single" w:sz="8" w:space="0" w:color="auto"/>
+              <w:right w:val="single" w:sz="8" w:space="0" w:color="auto"/>
+            </w:tcBorders>
+            <w:shd w:val="clear" w:color="auto" w:fill="auto"/>
+            <w:vAlign w:val="center"/>
+            <w:hideMark/>
+          </w:tcPr>
+          <w:p>
+            <w:pPr>
+              <w:spacing w:after="0" w:line="240" w:lineRule="auto"/>
+              <w:rPr>
+                <w:rFonts w:ascii="Calibri" w:eastAsia="Times New Roman" w:hAnsi="Calibri" w:cs="Calibri"/>
+                <w:color w:val="000000"/>
+                <w:lang w:eastAsia="en-IN"/>
+              </w:rPr>
+            </w:pPr>
+            <w:r>
+              <w:rPr>
+                <w:rFonts w:ascii="Calibri" w:eastAsia="Times New Roman" w:hAnsi="Calibri" w:cs="Calibri"/>
+                <w:color w:val="000000"/>
+                <w:lang w:eastAsia="en-IN"/>
+              </w:rPr>
+              <w:t>Table which displays the forecast in the dashboard</w:t>
+            </w:r>
+          </w:p>
+        </w:tc>
+      </w:tr>
+    </w:tbl>
+    <w:p>
+      <w:pPr>
+        <w:rPr>
+          <w:sz w:val="20"/>
+          <w:lang w:val="en-US"/>
+        </w:rPr>
+      </w:pPr>
       <w:bookmarkStart w:id="0" w:name="_GoBack"/>
       <w:bookmarkEnd w:id="0"/>
-    </w:p>
-    <w:p>
-      <w:pPr>
-        <w:rPr>
-          <w:lang w:val="en-US"/>
-        </w:rPr>
-      </w:pPr>
-    </w:p>
-    <w:p>
-      <w:pPr>
-        <w:rPr>
-          <w:lang w:val="en-US"/>
-        </w:rPr>
-      </w:pPr>
-    </w:p>
-    <w:p>
-      <w:pPr>
-        <w:rPr>
-          <w:sz w:val="20"/>
-          <w:lang w:val="en-US"/>
-        </w:rPr>
-      </w:pPr>
-    </w:p>
-    <w:p>
-      <w:pPr>
-        <w:rPr>
-          <w:sz w:val="20"/>
-          <w:lang w:val="en-US"/>
-        </w:rPr>
-      </w:pPr>
     </w:p>
     <w:p>
       <w:pPr>
